--- a/manuscript/methods.docx
+++ b/manuscript/methods.docx
@@ -222,7 +222,13 @@
         <w:t>--end-to-end --very-sensitive --no-mixed --no-discordant --dovetail --phred33 -I 0 -X 2000</w:t>
       </w:r>
       <w:r>
-        <w:t>. Counting reads mapping to both genomes revealed that replicates 3 and 4 contained ~10% of Drosophila reads, while replicates 1 and 2 contained only ~0.1% of Drosophila reads, indicating a serious issue with spike-in application. Therefore, Drosophila spike-ins were not used for normalization of quality control. Instead, library-size normalization was applied.</w:t>
+        <w:t>. Counting reads mapping to both genomes revealed that replicates 3 and 4 contained ~10% of Drosophila reads, while replicates 1 and 2 contained only ~0.1% of Drosophila reads, indicating a serious issue with spike-in application. Therefore, Drosophila spike-ins were not used for normalizatio</w:t>
+      </w:r>
+      <w:r>
+        <w:t>n</w:t>
+      </w:r>
+      <w:r>
+        <w:t>. Instead, library-size normalization was applied.</w:t>
       </w:r>
       <w:r>
         <w:t xml:space="preserve"> Duplicated reads were marked and removed with </w:t>
@@ -367,7 +373,13 @@
       </w:r>
       <w:proofErr w:type="spellEnd"/>
       <w:r>
-        <w:t xml:space="preserve"> data were processed in a similar way to ATAC-seq data, so in this section we only highlight were </w:t>
+        <w:t xml:space="preserve"> data were processed in a similar way to ATAC-seq data, so in this section we only highlight w</w:t>
+      </w:r>
+      <w:r>
+        <w:t>h</w:t>
+      </w:r>
+      <w:r>
+        <w:t xml:space="preserve">ere </w:t>
       </w:r>
       <w:proofErr w:type="spellStart"/>
       <w:r>
@@ -466,7 +478,13 @@
       </w:r>
       <w:proofErr w:type="spellEnd"/>
       <w:r>
-        <w:t xml:space="preserve"> peaks were analyzed using the same approach. The MACS3 peak data were imported into Positron and analyzed in R environment.</w:t>
+        <w:t xml:space="preserve"> peaks were analyzed using the same approach. The MACS3 peak data were imported into Positron and analyzed in</w:t>
+      </w:r>
+      <w:r>
+        <w:t xml:space="preserve"> the</w:t>
+      </w:r>
+      <w:r>
+        <w:t xml:space="preserve"> R environment.</w:t>
       </w:r>
     </w:p>
     <w:p>
@@ -478,6 +496,9 @@
       </w:r>
     </w:p>
     <w:p>
+      <w:r>
+        <w:t xml:space="preserve">The </w:t>
+      </w:r>
       <w:proofErr w:type="spellStart"/>
       <w:r>
         <w:rPr>
@@ -491,8 +512,12 @@
         <w:t xml:space="preserve"> package was used to annotate peaks with genomic regions (Promoter, 5’ UTR, Exon, Intron, 3’ UTR, Downstream and Intergenic).</w:t>
       </w:r>
       <w:r>
-        <w:t xml:space="preserve"> Package </w:t>
-      </w:r>
+        <w:t xml:space="preserve"> </w:t>
+      </w:r>
+      <w:r>
+        <w:t xml:space="preserve">The </w:t>
+      </w:r>
+      <w:proofErr w:type="spellStart"/>
       <w:r>
         <w:rPr>
           <w:i/>
@@ -500,8 +525,21 @@
         </w:rPr>
         <w:t>annotatr</w:t>
       </w:r>
-      <w:r>
-        <w:t xml:space="preserve"> together with </w:t>
+      <w:proofErr w:type="spellEnd"/>
+      <w:r>
+        <w:t xml:space="preserve"> </w:t>
+      </w:r>
+      <w:r>
+        <w:t xml:space="preserve">package, </w:t>
+      </w:r>
+      <w:r>
+        <w:t>together with</w:t>
+      </w:r>
+      <w:r>
+        <w:t xml:space="preserve"> the</w:t>
+      </w:r>
+      <w:r>
+        <w:t xml:space="preserve"> </w:t>
       </w:r>
       <w:proofErr w:type="spellStart"/>
       <w:r>
@@ -516,7 +554,13 @@
         <w:t xml:space="preserve"> </w:t>
       </w:r>
       <w:r>
-        <w:t xml:space="preserve">database </w:t>
+        <w:t>database</w:t>
+      </w:r>
+      <w:r>
+        <w:t>,</w:t>
+      </w:r>
+      <w:r>
+        <w:t xml:space="preserve"> </w:t>
       </w:r>
       <w:r>
         <w:t>was used to</w:t>
@@ -562,7 +606,13 @@
         <w:t xml:space="preserve"> was used to </w:t>
       </w:r>
       <w:r>
-        <w:t>find such peaks. Pair-wise comparison between selected conditions was carried out. The following contrasts were tested: 48</w:t>
+        <w:t xml:space="preserve">find such peaks. Pairwise comparison between selected conditions </w:t>
+      </w:r>
+      <w:r>
+        <w:t>were</w:t>
+      </w:r>
+      <w:r>
+        <w:t xml:space="preserve"> carried out. The following contrasts were tested: 48</w:t>
       </w:r>
       <w:r>
         <w:rPr>
@@ -696,7 +746,31 @@
         <w:t>h</w:t>
       </w:r>
       <w:r>
-        <w:t xml:space="preserve"> vs iPS) making motif enrichment analysis difficult. To focus on the most important peaks, a stricter selection of “significant” peaks, FDR &lt; 0.01 and |log</w:t>
+        <w:t xml:space="preserve"> vs iPS)</w:t>
+      </w:r>
+      <w:r>
+        <w:t>,</w:t>
+      </w:r>
+      <w:r>
+        <w:t xml:space="preserve"> making motif enrichment analysis difficult. To focus on the most important peaks, a stricter selection of </w:t>
+      </w:r>
+      <w:r>
+        <w:t>‘</w:t>
+      </w:r>
+      <w:r>
+        <w:t>significant</w:t>
+      </w:r>
+      <w:r>
+        <w:t>’</w:t>
+      </w:r>
+      <w:r>
+        <w:t xml:space="preserve"> peaks</w:t>
+      </w:r>
+      <w:r>
+        <w:t xml:space="preserve"> – </w:t>
+      </w:r>
+      <w:r>
+        <w:t>FDR &lt; 0.01 and |log</w:t>
       </w:r>
       <w:r>
         <w:rPr>
@@ -705,7 +779,13 @@
         <w:t>2</w:t>
       </w:r>
       <w:r>
-        <w:t xml:space="preserve"> FC| &gt; 2 was applied in these two contrasts, as opposed to the default </w:t>
+        <w:t xml:space="preserve"> FC| &gt; 2 </w:t>
+      </w:r>
+      <w:r>
+        <w:t xml:space="preserve">– </w:t>
+      </w:r>
+      <w:r>
+        <w:t xml:space="preserve">was applied in these two contrasts, as opposed to the default </w:t>
       </w:r>
       <w:r>
         <w:t>FDR &lt; 0.01 and |log</w:t>
@@ -720,7 +800,13 @@
         <w:t xml:space="preserve"> FC| &gt; </w:t>
       </w:r>
       <w:r>
-        <w:t>1 in the SETDB1 knockout contrasts.</w:t>
+        <w:t>1 in the SETDB1 knoc</w:t>
+      </w:r>
+      <w:r>
+        <w:t>down</w:t>
+      </w:r>
+      <w:r>
+        <w:t xml:space="preserve"> contrasts.</w:t>
       </w:r>
     </w:p>
     <w:p>
@@ -731,6 +817,9 @@
         <w:t xml:space="preserve"> </w:t>
       </w:r>
       <w:r>
+        <w:t xml:space="preserve">The </w:t>
+      </w:r>
+      <w:r>
         <w:t>R package</w:t>
       </w:r>
       <w:r>
@@ -801,7 +890,13 @@
     </w:p>
     <w:p>
       <w:r>
-        <w:t xml:space="preserve">To make sense of this wealth of information motif enrichment analysis </w:t>
+        <w:t>To make sense of this wealth of information</w:t>
+      </w:r>
+      <w:r>
+        <w:t>,</w:t>
+      </w:r>
+      <w:r>
+        <w:t xml:space="preserve"> motif enrichment analysis </w:t>
       </w:r>
       <w:r>
         <w:t>of</w:t>
@@ -858,12 +953,27 @@
         <w:t xml:space="preserve"> the function </w:t>
       </w:r>
       <w:proofErr w:type="spellStart"/>
-      <w:r>
-        <w:rPr>
-          <w:i/>
-          <w:iCs/>
-        </w:rPr>
-        <w:t>unversalmotif</w:t>
+      <w:proofErr w:type="gramStart"/>
+      <w:r>
+        <w:rPr>
+          <w:i/>
+          <w:iCs/>
+        </w:rPr>
+        <w:t>un</w:t>
+      </w:r>
+      <w:r>
+        <w:rPr>
+          <w:i/>
+          <w:iCs/>
+        </w:rPr>
+        <w:t>i</w:t>
+      </w:r>
+      <w:r>
+        <w:rPr>
+          <w:i/>
+          <w:iCs/>
+        </w:rPr>
+        <w:t>versalmotif</w:t>
       </w:r>
       <w:proofErr w:type="spellEnd"/>
       <w:r>
@@ -874,20 +984,37 @@
         <w:t>::</w:t>
       </w:r>
       <w:proofErr w:type="spellStart"/>
-      <w:r>
-        <w:rPr>
-          <w:i/>
-          <w:iCs/>
-        </w:rPr>
-        <w:t>enrich_motifs</w:t>
-      </w:r>
-      <w:proofErr w:type="spellEnd"/>
-      <w:r>
-        <w:rPr>
-          <w:i/>
-          <w:iCs/>
-        </w:rPr>
-        <w:t>()</w:t>
+      <w:proofErr w:type="gramEnd"/>
+      <w:r>
+        <w:rPr>
+          <w:i/>
+          <w:iCs/>
+        </w:rPr>
+        <w:t>enrich_</w:t>
+      </w:r>
+      <w:proofErr w:type="gramStart"/>
+      <w:r>
+        <w:rPr>
+          <w:i/>
+          <w:iCs/>
+        </w:rPr>
+        <w:t>motifs</w:t>
+      </w:r>
+      <w:proofErr w:type="spellEnd"/>
+      <w:r>
+        <w:rPr>
+          <w:i/>
+          <w:iCs/>
+        </w:rPr>
+        <w:t>(</w:t>
+      </w:r>
+      <w:proofErr w:type="gramEnd"/>
+      <w:r>
+        <w:rPr>
+          <w:i/>
+          <w:iCs/>
+        </w:rPr>
+        <w:t>)</w:t>
       </w:r>
       <w:r>
         <w:t xml:space="preserve"> was used to find the enrichment of each of the JASPAR 2024 motifs in the DB peaks</w:t>
